--- a/README.docx
+++ b/README.docx
@@ -219,7 +219,7 @@
     </w:p>
     <w:p>
       <w:r>
-        <w:t>Double-click "PRI Facilities Request.vbs" in the application folder. The server starts and your browser opens on the application. Closing the browser leaves the server running; start-local.bat is the same thing with a visible console for troubleshooting. While the environment is set to development, a control in the page header switches the acting user, so every screen can be checked from a staff, coordinator, approver, or administrator perspective.</w:t>
+        <w:t>Double-click the PRI Facilities Request desktop shortcut. It runs tools\ensure-running.ps1 with no window: the server starts, or the one already serving this folder is reused, and your browser opens on the application. Closing the browser leaves the server running; start-local.bat is the same thing with a visible console for troubleshooting. While the environment is set to development, a control in the page header switches the acting user, so every screen can be checked from a staff, coordinator, approver, or administrator perspective.</w:t>
       </w:r>
     </w:p>
     <w:p>
